--- a/data/corpus/SOP-EL-014_rev3.docx
+++ b/data/corpus/SOP-EL-014_rev3.docx
@@ -786,7 +786,7 @@
       <w:jc w:val="center"/>
     </w:pPr>
     <w:r>
-      <w:t>SYNTHETIC – SIH DEMO  |  Fictional data – not MRPL  |  Uncontrolled when printed</w:t>
+      <w:t>EXAMPLE – prepared by Team UniMinds – NOT MRPL DATA  |  Fictional data – not MRPL  |  Uncontrolled when printed</w:t>
     </w:r>
   </w:p>
 </w:ftr>
@@ -799,7 +799,7 @@
       <w:pStyle w:val="Header"/>
     </w:pPr>
     <w:r>
-      <w:t>Yukti Refinery – CDU-1  |  SOP-EL-014  |  Rev 3  |  INTERNAL</w:t>
+      <w:t>Example Plant – CDU-1  |  SOP-EL-014  |  Rev 3  |  INTERNAL</w:t>
     </w:r>
   </w:p>
 </w:hdr>
